--- a/EXPORTS/DOCX/published/niveau3/Dutch/MissiemuseumTilburg.docx
+++ b/EXPORTS/DOCX/published/niveau3/Dutch/MissiemuseumTilburg.docx
@@ -403,7 +403,14 @@
           <w:color w:val="000000"/>
           <w:sz w:val="24"/>
         </w:rPr>
-        <w:t>van het Volk</w:t>
+        <w:hyperlink r:id="rId9" w:history="1">
+          <w:r>
+            <w:rPr>
+              <w:rStyle w:val="Hyperlink"/>
+            </w:rPr>
+            <w:t>van het Volk</w:t>
+          </w:r>
+        </w:hyperlink>
       </w:r>
       <w:r>
         <w:rPr>
@@ -723,36 +730,7 @@
           <w:color w:val="000000"/>
           <w:sz w:val="24"/>
         </w:rPr>
-        <w:t>Donders, die als missionaris in</w:t>
-      </w:r>
-      <w:r>
-        <w:rPr>
-          <w:u w:val="single" w:color="0000ff"/>
-          <w:rFonts w:ascii="Charis SIL Regular" w:hAnsi="Charis SIL Regular" w:eastAsia="Charis SIL Regular"/>
-          <w:b w:val="0"/>
-          <w:i w:val="0"/>
-          <w:color w:val="000000"/>
-          <w:sz w:val="24"/>
-        </w:rPr>
-        <w:t xml:space="preserve"> </w:t>
-      </w:r>
-      <w:r>
-        <w:rPr>
-          <w:u w:val="single" w:color="0000ff"/>
-          <w:rFonts w:ascii="Charis SIL Regular" w:hAnsi="Charis SIL Regular" w:eastAsia="Charis SIL Regular"/>
-          <w:b w:val="0"/>
-          <w:i w:val="0"/>
-          <w:color w:val="000000"/>
-          <w:sz w:val="24"/>
-        </w:rPr>
-        <w:hyperlink r:id="rId10" w:history="1">
-          <w:r>
-            <w:rPr>
-              <w:rStyle w:val="Hyperlink"/>
-            </w:rPr>
-            <w:t>Surina</w:t>
-          </w:r>
-        </w:hyperlink>
+        <w:t>Donders, die als missionaris in Surina</w:t>
       </w:r>
       <w:r>
         <w:rPr>
@@ -2271,7 +2249,7 @@
             <w:rPr>
               <w:rStyle w:val="Hyperlink"/>
             </w:rPr>
-            <w:t>file</w:t>
+            <w:t>file/8</w:t>
           </w:r>
         </w:hyperlink>
       </w:r>
@@ -2289,7 +2267,7 @@
             <w:rPr>
               <w:rStyle w:val="Hyperlink"/>
             </w:rPr>
-            <w:t>/</w:t>
+            <w:t>f</w:t>
           </w:r>
         </w:hyperlink>
       </w:r>
@@ -2302,28 +2280,14 @@
           <w:sz w:val="24"/>
           <w:u w:val="single"/>
         </w:rPr>
-        <w:t>8</w:t>
-      </w:r>
-      <w:r>
-        <w:rPr>
-          <w:rFonts w:ascii="Charis SIL Regular" w:hAnsi="Charis SIL Regular" w:eastAsia="Charis SIL Regular"/>
-          <w:b w:val="0"/>
-          <w:i w:val="0"/>
-          <w:color w:val="0000FF"/>
-          <w:sz w:val="24"/>
-          <w:u w:val="single"/>
-        </w:rPr>
-        <w:t>f</w:t>
-      </w:r>
-      <w:r>
-        <w:rPr>
-          <w:rFonts w:ascii="Charis SIL Regular" w:hAnsi="Charis SIL Regular" w:eastAsia="Charis SIL Regular"/>
-          <w:b w:val="0"/>
-          <w:i w:val="0"/>
-          <w:color w:val="0000FF"/>
-          <w:sz w:val="24"/>
-        </w:rPr>
-        <w:t>e</w:t>
+        <w:hyperlink r:id="rId13" w:history="1">
+          <w:r>
+            <w:rPr>
+              <w:rStyle w:val="Hyperlink"/>
+            </w:rPr>
+            <w:t>e</w:t>
+          </w:r>
+        </w:hyperlink>
       </w:r>
       <w:r>
         <w:rPr>
@@ -2352,14 +2316,17 @@
           <w:sz w:val="24"/>
           <w:u w:val="single"/>
         </w:rPr>
-        <w:hyperlink r:id="rId13" w:history="1">
-          <w:r>
-            <w:rPr>
-              <w:rStyle w:val="Hyperlink"/>
-            </w:rPr>
-            <w:t>3a</w:t>
-          </w:r>
-        </w:hyperlink>
+        <w:t>3</w:t>
+      </w:r>
+      <w:r>
+        <w:rPr>
+          <w:rFonts w:ascii="Charis SIL Regular" w:hAnsi="Charis SIL Regular" w:eastAsia="Charis SIL Regular"/>
+          <w:b w:val="0"/>
+          <w:i w:val="0"/>
+          <w:color w:val="0000FF"/>
+          <w:sz w:val="24"/>
+        </w:rPr>
+        <w:t>a</w:t>
       </w:r>
     </w:p>
     <w:p>
@@ -2892,7 +2859,7 @@
           <w:sz w:val="24"/>
           <w:u w:val="single"/>
         </w:rPr>
-        <w:hyperlink r:id="rId17" w:history="1">
+        <w:hyperlink r:id="rId9" w:history="1">
           <w:r>
             <w:rPr>
               <w:rStyle w:val="Hyperlink"/>

--- a/EXPORTS/DOCX/published/niveau3/Dutch/MissiemuseumTilburg.docx
+++ b/EXPORTS/DOCX/published/niveau3/Dutch/MissiemuseumTilburg.docx
@@ -730,7 +730,36 @@
           <w:color w:val="000000"/>
           <w:sz w:val="24"/>
         </w:rPr>
-        <w:t>Donders, die als missionaris in Surina</w:t>
+        <w:t>Donders, die als missionaris in</w:t>
+      </w:r>
+      <w:r>
+        <w:rPr>
+          <w:u w:val="single" w:color="0000ff"/>
+          <w:rFonts w:ascii="Charis SIL Regular" w:hAnsi="Charis SIL Regular" w:eastAsia="Charis SIL Regular"/>
+          <w:b w:val="0"/>
+          <w:i w:val="0"/>
+          <w:color w:val="000000"/>
+          <w:sz w:val="24"/>
+        </w:rPr>
+        <w:t xml:space="preserve"> </w:t>
+      </w:r>
+      <w:r>
+        <w:rPr>
+          <w:u w:val="single" w:color="0000ff"/>
+          <w:rFonts w:ascii="Charis SIL Regular" w:hAnsi="Charis SIL Regular" w:eastAsia="Charis SIL Regular"/>
+          <w:b w:val="0"/>
+          <w:i w:val="0"/>
+          <w:color w:val="000000"/>
+          <w:sz w:val="24"/>
+        </w:rPr>
+        <w:hyperlink r:id="rId10" w:history="1">
+          <w:r>
+            <w:rPr>
+              <w:rStyle w:val="Hyperlink"/>
+            </w:rPr>
+            <w:t>Surina</w:t>
+          </w:r>
+        </w:hyperlink>
       </w:r>
       <w:r>
         <w:rPr>
@@ -853,25 +882,7 @@
           <w:color w:val="000000"/>
           <w:sz w:val="24"/>
         </w:rPr>
-        <w:t>van onder andere de Fraters van Til</w:t>
-      </w:r>
-      <w:r>
-        <w:rPr>
-          <w:u w:val="single" w:color="0000ff"/>
-          <w:rFonts w:ascii="Charis SIL Regular" w:hAnsi="Charis SIL Regular" w:eastAsia="Charis SIL Regular"/>
-          <w:b w:val="0"/>
-          <w:i w:val="0"/>
-          <w:color w:val="000000"/>
-          <w:sz w:val="24"/>
-        </w:rPr>
-        <w:hyperlink r:id="rId11" w:history="1">
-          <w:r>
-            <w:rPr>
-              <w:rStyle w:val="Hyperlink"/>
-            </w:rPr>
-            <w:t>burg. Het betr</w:t>
-          </w:r>
-        </w:hyperlink>
+        <w:t>van onder andere de Fraters van Tilburg. Het betr</w:t>
       </w:r>
       <w:r>
         <w:rPr>
@@ -2249,7 +2260,7 @@
             <w:rPr>
               <w:rStyle w:val="Hyperlink"/>
             </w:rPr>
-            <w:t>file/8</w:t>
+            <w:t>file/</w:t>
           </w:r>
         </w:hyperlink>
       </w:r>
@@ -2267,7 +2278,7 @@
             <w:rPr>
               <w:rStyle w:val="Hyperlink"/>
             </w:rPr>
-            <w:t>f</w:t>
+            <w:t>8</w:t>
           </w:r>
         </w:hyperlink>
       </w:r>
@@ -2280,14 +2291,18 @@
           <w:sz w:val="24"/>
           <w:u w:val="single"/>
         </w:rPr>
-        <w:hyperlink r:id="rId13" w:history="1">
-          <w:r>
-            <w:rPr>
-              <w:rStyle w:val="Hyperlink"/>
-            </w:rPr>
-            <w:t>e</w:t>
-          </w:r>
-        </w:hyperlink>
+        <w:t>f</w:t>
+      </w:r>
+      <w:r>
+        <w:rPr>
+          <w:rFonts w:ascii="Charis SIL Regular" w:hAnsi="Charis SIL Regular" w:eastAsia="Charis SIL Regular"/>
+          <w:b w:val="0"/>
+          <w:i w:val="0"/>
+          <w:color w:val="0000FF"/>
+          <w:sz w:val="24"/>
+          <w:u w:val="single"/>
+        </w:rPr>
+        <w:t>e</w:t>
       </w:r>
       <w:r>
         <w:rPr>
@@ -2316,7 +2331,14 @@
           <w:sz w:val="24"/>
           <w:u w:val="single"/>
         </w:rPr>
-        <w:t>3</w:t>
+        <w:hyperlink r:id="rId13" w:history="1">
+          <w:r>
+            <w:rPr>
+              <w:rStyle w:val="Hyperlink"/>
+            </w:rPr>
+            <w:t>3</w:t>
+          </w:r>
+        </w:hyperlink>
       </w:r>
       <w:r>
         <w:rPr>
@@ -2859,7 +2881,7 @@
           <w:sz w:val="24"/>
           <w:u w:val="single"/>
         </w:rPr>
-        <w:hyperlink r:id="rId9" w:history="1">
+        <w:hyperlink r:id="rId17" w:history="1">
           <w:r>
             <w:rPr>
               <w:rStyle w:val="Hyperlink"/>

--- a/EXPORTS/DOCX/published/niveau3/Dutch/MissiemuseumTilburg.docx
+++ b/EXPORTS/DOCX/published/niveau3/Dutch/MissiemuseumTilburg.docx
@@ -396,21 +396,13 @@
       </w:r>
       <w:r>
         <w:rPr>
-          <w:u w:val="single" w:color="0000ff"/>
           <w:rFonts w:ascii="Charis SIL Regular" w:hAnsi="Charis SIL Regular" w:eastAsia="Charis SIL Regular"/>
           <w:b w:val="0"/>
           <w:i w:val="0"/>
           <w:color w:val="000000"/>
           <w:sz w:val="24"/>
         </w:rPr>
-        <w:hyperlink r:id="rId9" w:history="1">
-          <w:r>
-            <w:rPr>
-              <w:rStyle w:val="Hyperlink"/>
-            </w:rPr>
-            <w:t>van het Volk</w:t>
-          </w:r>
-        </w:hyperlink>
+        <w:t>van het Volk</w:t>
       </w:r>
       <w:r>
         <w:rPr>
@@ -882,7 +874,25 @@
           <w:color w:val="000000"/>
           <w:sz w:val="24"/>
         </w:rPr>
-        <w:t>van onder andere de Fraters van Tilburg. Het betr</w:t>
+        <w:t>van onder andere de Fraters van Til</w:t>
+      </w:r>
+      <w:r>
+        <w:rPr>
+          <w:u w:val="single" w:color="0000ff"/>
+          <w:rFonts w:ascii="Charis SIL Regular" w:hAnsi="Charis SIL Regular" w:eastAsia="Charis SIL Regular"/>
+          <w:b w:val="0"/>
+          <w:i w:val="0"/>
+          <w:color w:val="000000"/>
+          <w:sz w:val="24"/>
+        </w:rPr>
+        <w:hyperlink r:id="rId11" w:history="1">
+          <w:r>
+            <w:rPr>
+              <w:rStyle w:val="Hyperlink"/>
+            </w:rPr>
+            <w:t>burg. Het betr</w:t>
+          </w:r>
+        </w:hyperlink>
       </w:r>
       <w:r>
         <w:rPr>
@@ -2260,7 +2270,7 @@
             <w:rPr>
               <w:rStyle w:val="Hyperlink"/>
             </w:rPr>
-            <w:t>file/</w:t>
+            <w:t>file/8</w:t>
           </w:r>
         </w:hyperlink>
       </w:r>
@@ -2278,20 +2288,9 @@
             <w:rPr>
               <w:rStyle w:val="Hyperlink"/>
             </w:rPr>
-            <w:t>8</w:t>
+            <w:t>f</w:t>
           </w:r>
         </w:hyperlink>
-      </w:r>
-      <w:r>
-        <w:rPr>
-          <w:rFonts w:ascii="Charis SIL Regular" w:hAnsi="Charis SIL Regular" w:eastAsia="Charis SIL Regular"/>
-          <w:b w:val="0"/>
-          <w:i w:val="0"/>
-          <w:color w:val="0000FF"/>
-          <w:sz w:val="24"/>
-          <w:u w:val="single"/>
-        </w:rPr>
-        <w:t>f</w:t>
       </w:r>
       <w:r>
         <w:rPr>
@@ -2318,9 +2317,20 @@
             <w:rPr>
               <w:rStyle w:val="Hyperlink"/>
             </w:rPr>
-            <w:t>8c8d66b2d3d5d8a2e8a73eb8756</w:t>
+            <w:t>8c8d66b2d3d5d8a2e8a73eb875</w:t>
           </w:r>
         </w:hyperlink>
+      </w:r>
+      <w:r>
+        <w:rPr>
+          <w:rFonts w:ascii="Charis SIL Regular" w:hAnsi="Charis SIL Regular" w:eastAsia="Charis SIL Regular"/>
+          <w:b w:val="0"/>
+          <w:i w:val="0"/>
+          <w:color w:val="0000FF"/>
+          <w:sz w:val="24"/>
+          <w:u w:val="single"/>
+        </w:rPr>
+        <w:t>6</w:t>
       </w:r>
       <w:r>
         <w:rPr>
@@ -2881,7 +2891,7 @@
           <w:sz w:val="24"/>
           <w:u w:val="single"/>
         </w:rPr>
-        <w:hyperlink r:id="rId17" w:history="1">
+        <w:hyperlink r:id="rId9" w:history="1">
           <w:r>
             <w:rPr>
               <w:rStyle w:val="Hyperlink"/>
